--- a/Análisis Forense Informático/1-Introducción al Análisis Forense Informático/portada.docx
+++ b/Análisis Forense Informático/1-Introducción al Análisis Forense Informático/portada.docx
@@ -774,23 +774,7 @@
             <w:rFonts w:ascii="Helvetica" w:hAnsi="Helvetica"/>
             <w:bdr w:val="none" w:sz="0" w:space="0" w:color="auto" w:frame="1"/>
           </w:rPr>
-          <w:t>https://mega.co.nz/#!1UpjkTab!RP_QeooLaxA</w:t>
-        </w:r>
-        <w:r>
-          <w:rPr>
-            <w:rStyle w:val="Hipervnculo"/>
-            <w:rFonts w:ascii="Helvetica" w:hAnsi="Helvetica"/>
-            <w:bdr w:val="none" w:sz="0" w:space="0" w:color="auto" w:frame="1"/>
-          </w:rPr>
-          <w:t>7</w:t>
-        </w:r>
-        <w:r>
-          <w:rPr>
-            <w:rStyle w:val="Hipervnculo"/>
-            <w:rFonts w:ascii="Helvetica" w:hAnsi="Helvetica"/>
-            <w:bdr w:val="none" w:sz="0" w:space="0" w:color="auto" w:frame="1"/>
-          </w:rPr>
-          <w:t>bixLxkHLIqhWKfQ9G_0M58NSUchRn68</w:t>
+          <w:t>https://mega.co.nz/#!1UpjkTab!RP_QeooLaxA7bixLxkHLIqhWKfQ9G_0M58NSUchRn68</w:t>
         </w:r>
         <w:r>
           <w:rPr>
@@ -806,7 +790,7 @@
                   <wp:extent cx="152400" cy="133350"/>
                   <wp:effectExtent l="0" t="0" r="0" b="0"/>
                   <wp:docPr id="7" name="Rectángulo 7" descr="Nueva ventana">
-                    <a:hlinkClick xmlns:a="http://schemas.openxmlformats.org/drawingml/2006/main" r:id="rId10" tgtFrame="&quot;_blank&quot;" tooltip="&quot;Acceder a Mega para la descarga de la imagen (Se abre en una nueva ventana).&quot;"/>
+                    <a:hlinkClick xmlns:a="http://schemas.openxmlformats.org/drawingml/2006/main" r:id="rId9" tgtFrame="&quot;_blank&quot;" tooltip="&quot;Acceder a Mega para la descarga de la imagen (Se abre en una nueva ventana).&quot;"/>
                   </wp:docPr>
                   <wp:cNvGraphicFramePr>
                     <a:graphicFrameLocks xmlns:a="http://schemas.openxmlformats.org/drawingml/2006/main" noChangeAspect="1"/>
@@ -886,11 +870,82 @@
     </w:p>
     <w:p>
       <w:r>
+        <w:rPr>
+          <w:noProof/>
+        </w:rPr>
         <w:drawing>
           <wp:inline distT="0" distB="0" distL="0" distR="0" wp14:anchorId="41296332" wp14:editId="46CB01AE">
             <wp:extent cx="5400040" cy="2534285"/>
             <wp:effectExtent l="0" t="0" r="0" b="0"/>
             <wp:docPr id="11" name="Imagen 11"/>
+            <wp:cNvGraphicFramePr>
+              <a:graphicFrameLocks xmlns:a="http://schemas.openxmlformats.org/drawingml/2006/main" noChangeAspect="1"/>
+            </wp:cNvGraphicFramePr>
+            <a:graphic xmlns:a="http://schemas.openxmlformats.org/drawingml/2006/main">
+              <a:graphicData uri="http://schemas.openxmlformats.org/drawingml/2006/picture">
+                <pic:pic xmlns:pic="http://schemas.openxmlformats.org/drawingml/2006/picture">
+                  <pic:nvPicPr>
+                    <pic:cNvPr id="1" name=""/>
+                    <pic:cNvPicPr/>
+                  </pic:nvPicPr>
+                  <pic:blipFill>
+                    <a:blip r:embed="rId10"/>
+                    <a:stretch>
+                      <a:fillRect/>
+                    </a:stretch>
+                  </pic:blipFill>
+                  <pic:spPr>
+                    <a:xfrm>
+                      <a:off x="0" y="0"/>
+                      <a:ext cx="5400040" cy="2534285"/>
+                    </a:xfrm>
+                    <a:prstGeom prst="rect">
+                      <a:avLst/>
+                    </a:prstGeom>
+                  </pic:spPr>
+                </pic:pic>
+              </a:graphicData>
+            </a:graphic>
+          </wp:inline>
+        </w:drawing>
+      </w:r>
+    </w:p>
+    <w:p/>
+    <w:p>
+      <w:pPr>
+        <w:pStyle w:val="Ttulo2"/>
+        <w:numPr>
+          <w:ilvl w:val="0"/>
+          <w:numId w:val="14"/>
+        </w:numPr>
+        <w:rPr>
+          <w:b/>
+          <w:bCs/>
+        </w:rPr>
+      </w:pPr>
+      <w:r>
+        <w:rPr>
+          <w:b/>
+          <w:bCs/>
+        </w:rPr>
+        <w:t>Descomprime la memoria RAM</w:t>
+      </w:r>
+    </w:p>
+    <w:p>
+      <w:r>
+        <w:t>Descomprimo la memoria RAM:</w:t>
+      </w:r>
+    </w:p>
+    <w:p>
+      <w:r>
+        <w:rPr>
+          <w:noProof/>
+        </w:rPr>
+        <w:drawing>
+          <wp:inline distT="0" distB="0" distL="0" distR="0" wp14:anchorId="30654AA4" wp14:editId="3C4EBD40">
+            <wp:extent cx="5400040" cy="2578100"/>
+            <wp:effectExtent l="0" t="0" r="0" b="0"/>
+            <wp:docPr id="13" name="Imagen 13"/>
             <wp:cNvGraphicFramePr>
               <a:graphicFrameLocks xmlns:a="http://schemas.openxmlformats.org/drawingml/2006/main" noChangeAspect="1"/>
             </wp:cNvGraphicFramePr>
@@ -910,76 +965,6 @@
                   <pic:spPr>
                     <a:xfrm>
                       <a:off x="0" y="0"/>
-                      <a:ext cx="5400040" cy="2534285"/>
-                    </a:xfrm>
-                    <a:prstGeom prst="rect">
-                      <a:avLst/>
-                    </a:prstGeom>
-                  </pic:spPr>
-                </pic:pic>
-              </a:graphicData>
-            </a:graphic>
-          </wp:inline>
-        </w:drawing>
-      </w:r>
-    </w:p>
-    <w:p/>
-    <w:p>
-      <w:pPr>
-        <w:pStyle w:val="Ttulo2"/>
-        <w:numPr>
-          <w:ilvl w:val="0"/>
-          <w:numId w:val="14"/>
-        </w:numPr>
-        <w:rPr>
-          <w:b/>
-          <w:bCs/>
-        </w:rPr>
-      </w:pPr>
-      <w:r>
-        <w:rPr>
-          <w:b/>
-          <w:bCs/>
-        </w:rPr>
-        <w:t>Descomprime la memoria RAM</w:t>
-      </w:r>
-    </w:p>
-    <w:p/>
-    <w:p>
-      <w:r>
-        <w:t>Descomprimo la memoria RAM:</w:t>
-      </w:r>
-    </w:p>
-    <w:p>
-      <w:r>
-        <w:rPr>
-          <w:noProof/>
-        </w:rPr>
-        <w:lastRenderedPageBreak/>
-        <w:drawing>
-          <wp:inline distT="0" distB="0" distL="0" distR="0" wp14:anchorId="30654AA4" wp14:editId="3C4EBD40">
-            <wp:extent cx="5400040" cy="2578100"/>
-            <wp:effectExtent l="0" t="0" r="0" b="0"/>
-            <wp:docPr id="13" name="Imagen 13"/>
-            <wp:cNvGraphicFramePr>
-              <a:graphicFrameLocks xmlns:a="http://schemas.openxmlformats.org/drawingml/2006/main" noChangeAspect="1"/>
-            </wp:cNvGraphicFramePr>
-            <a:graphic xmlns:a="http://schemas.openxmlformats.org/drawingml/2006/main">
-              <a:graphicData uri="http://schemas.openxmlformats.org/drawingml/2006/picture">
-                <pic:pic xmlns:pic="http://schemas.openxmlformats.org/drawingml/2006/picture">
-                  <pic:nvPicPr>
-                    <pic:cNvPr id="1" name=""/>
-                    <pic:cNvPicPr/>
-                  </pic:nvPicPr>
-                  <pic:blipFill>
-                    <a:blip r:embed="rId12"/>
-                    <a:stretch>
-                      <a:fillRect/>
-                    </a:stretch>
-                  </pic:blipFill>
-                  <pic:spPr>
-                    <a:xfrm>
-                      <a:off x="0" y="0"/>
                       <a:ext cx="5400040" cy="2578100"/>
                     </a:xfrm>
                     <a:prstGeom prst="rect">
@@ -993,7 +978,6 @@
         </w:drawing>
       </w:r>
     </w:p>
-    <w:p/>
     <w:p>
       <w:pPr>
         <w:pStyle w:val="Ttulo2"/>
@@ -1011,9 +995,37 @@
           <w:b/>
           <w:bCs/>
         </w:rPr>
+        <w:lastRenderedPageBreak/>
         <w:t>Debes de ejecutar Volatility desde consola ya sea en Windows o Linux</w:t>
       </w:r>
     </w:p>
+    <w:p/>
+    <w:p>
+      <w:r>
+        <w:t>Me ha dado muchos problemas… empecé en Windows pero no me gustaba…</w:t>
+      </w:r>
+    </w:p>
+    <w:p>
+      <w:r>
+        <w:t>Luego Me pasé a Kali que tengo una customización para el:</w:t>
+      </w:r>
+    </w:p>
+    <w:p>
+      <w:hyperlink r:id="rId12" w:history="1">
+        <w:r>
+          <w:rPr>
+            <w:rStyle w:val="Hipervnculo"/>
+          </w:rPr>
+          <w:t>https://github.com/alberto-dieguez/ansible-auto-bspwm</w:t>
+        </w:r>
+      </w:hyperlink>
+    </w:p>
+    <w:p>
+      <w:r>
+        <w:t>Pero empecé con volatily3 y me dio muchos problemas, al final conseguí volatily2 y lo hago así.</w:t>
+      </w:r>
+    </w:p>
+    <w:p/>
     <w:p>
       <w:r>
         <w:rPr>
@@ -1092,7 +1104,25 @@
             <w:color w:val="0087FF"/>
             <w:bdr w:val="none" w:sz="0" w:space="0" w:color="auto" w:frame="1"/>
           </w:rPr>
-          <w:t>https://www.youtube.com/watch?v=RFYbevw6hxI</w:t>
+          <w:t>https://www.youtube.com/watch</w:t>
+        </w:r>
+        <w:r>
+          <w:rPr>
+            <w:rStyle w:val="Hipervnculo"/>
+            <w:rFonts w:ascii="Helvetica" w:hAnsi="Helvetica"/>
+            <w:color w:val="0087FF"/>
+            <w:bdr w:val="none" w:sz="0" w:space="0" w:color="auto" w:frame="1"/>
+          </w:rPr>
+          <w:t>?</w:t>
+        </w:r>
+        <w:r>
+          <w:rPr>
+            <w:rStyle w:val="Hipervnculo"/>
+            <w:rFonts w:ascii="Helvetica" w:hAnsi="Helvetica"/>
+            <w:color w:val="0087FF"/>
+            <w:bdr w:val="none" w:sz="0" w:space="0" w:color="auto" w:frame="1"/>
+          </w:rPr>
+          <w:t>v=RFYbevw6hxI</w:t>
         </w:r>
         <w:r>
           <w:rPr>
@@ -1270,6 +1300,856 @@
         </w:r>
       </w:hyperlink>
     </w:p>
+    <w:p/>
+    <w:p>
+      <w:r>
+        <w:t>Siguiendo los videos ejecuto los siguientes comandos:</w:t>
+      </w:r>
+    </w:p>
+    <w:p>
+      <w:r>
+        <w:t>Ejecuto el siguiente comando:</w:t>
+      </w:r>
+    </w:p>
+    <w:p>
+      <w:pPr>
+        <w:pStyle w:val="Prrafodelista"/>
+        <w:numPr>
+          <w:ilvl w:val="0"/>
+          <w:numId w:val="14"/>
+        </w:numPr>
+      </w:pPr>
+      <w:r>
+        <w:rPr>
+          <w:b/>
+          <w:bCs/>
+        </w:rPr>
+        <w:lastRenderedPageBreak/>
+        <w:t xml:space="preserve">python2.7 </w:t>
+      </w:r>
+      <w:r>
+        <w:rPr>
+          <w:b/>
+          <w:bCs/>
+        </w:rPr>
+        <w:t>vol</w:t>
+      </w:r>
+      <w:r>
+        <w:rPr>
+          <w:b/>
+          <w:bCs/>
+        </w:rPr>
+        <w:t>.py</w:t>
+      </w:r>
+      <w:r>
+        <w:rPr>
+          <w:b/>
+          <w:bCs/>
+        </w:rPr>
+        <w:t xml:space="preserve"> -f </w:t>
+      </w:r>
+      <w:r>
+        <w:rPr>
+          <w:b/>
+          <w:bCs/>
+        </w:rPr>
+        <w:t>../</w:t>
+      </w:r>
+      <w:r>
+        <w:rPr>
+          <w:b/>
+          <w:bCs/>
+        </w:rPr>
+        <w:t xml:space="preserve">memdump.mem </w:t>
+      </w:r>
+      <w:r>
+        <w:rPr>
+          <w:b/>
+          <w:bCs/>
+        </w:rPr>
+        <w:t>imageinfo</w:t>
+      </w:r>
+      <w:r>
+        <w:rPr>
+          <w:b/>
+          <w:bCs/>
+        </w:rPr>
+        <w:t xml:space="preserve"> </w:t>
+      </w:r>
+      <w:r>
+        <w:rPr>
+          <w:b/>
+          <w:bCs/>
+        </w:rPr>
+        <w:t xml:space="preserve">| grep -v Crypto </w:t>
+      </w:r>
+      <w:r>
+        <w:drawing>
+          <wp:inline distT="0" distB="0" distL="0" distR="0" wp14:anchorId="7E5FABD0" wp14:editId="60DC725A">
+            <wp:extent cx="5400040" cy="2933065"/>
+            <wp:effectExtent l="0" t="0" r="0" b="635"/>
+            <wp:docPr id="18" name="Imagen 18"/>
+            <wp:cNvGraphicFramePr>
+              <a:graphicFrameLocks xmlns:a="http://schemas.openxmlformats.org/drawingml/2006/main" noChangeAspect="1"/>
+            </wp:cNvGraphicFramePr>
+            <a:graphic xmlns:a="http://schemas.openxmlformats.org/drawingml/2006/main">
+              <a:graphicData uri="http://schemas.openxmlformats.org/drawingml/2006/picture">
+                <pic:pic xmlns:pic="http://schemas.openxmlformats.org/drawingml/2006/picture">
+                  <pic:nvPicPr>
+                    <pic:cNvPr id="1" name=""/>
+                    <pic:cNvPicPr/>
+                  </pic:nvPicPr>
+                  <pic:blipFill>
+                    <a:blip r:embed="rId16"/>
+                    <a:stretch>
+                      <a:fillRect/>
+                    </a:stretch>
+                  </pic:blipFill>
+                  <pic:spPr>
+                    <a:xfrm>
+                      <a:off x="0" y="0"/>
+                      <a:ext cx="5400040" cy="2933065"/>
+                    </a:xfrm>
+                    <a:prstGeom prst="rect">
+                      <a:avLst/>
+                    </a:prstGeom>
+                  </pic:spPr>
+                </pic:pic>
+              </a:graphicData>
+            </a:graphic>
+          </wp:inline>
+        </w:drawing>
+      </w:r>
+    </w:p>
+    <w:p>
+      <w:pPr>
+        <w:pStyle w:val="Prrafodelista"/>
+      </w:pPr>
+    </w:p>
+    <w:p>
+      <w:pPr>
+        <w:pStyle w:val="Prrafodelista"/>
+        <w:numPr>
+          <w:ilvl w:val="0"/>
+          <w:numId w:val="14"/>
+        </w:numPr>
+      </w:pPr>
+      <w:r>
+        <w:rPr>
+          <w:b/>
+          <w:bCs/>
+        </w:rPr>
+        <w:t>python2.7 vol.py -f ../memdump.mem --profile=VistaSP1x86 malfind | grep -Ev "Crypto|distorm3|ImportError"</w:t>
+      </w:r>
+      <w:r>
+        <w:rPr>
+          <w:b/>
+          <w:bCs/>
+        </w:rPr>
+        <w:t xml:space="preserve"> </w:t>
+      </w:r>
+      <w:r>
+        <w:rPr>
+          <w:b/>
+          <w:bCs/>
+        </w:rPr>
+        <w:drawing>
+          <wp:inline distT="0" distB="0" distL="0" distR="0" wp14:anchorId="42960ED8" wp14:editId="60F80415">
+            <wp:extent cx="5400040" cy="2954655"/>
+            <wp:effectExtent l="0" t="0" r="0" b="0"/>
+            <wp:docPr id="20" name="Imagen 20"/>
+            <wp:cNvGraphicFramePr>
+              <a:graphicFrameLocks xmlns:a="http://schemas.openxmlformats.org/drawingml/2006/main" noChangeAspect="1"/>
+            </wp:cNvGraphicFramePr>
+            <a:graphic xmlns:a="http://schemas.openxmlformats.org/drawingml/2006/main">
+              <a:graphicData uri="http://schemas.openxmlformats.org/drawingml/2006/picture">
+                <pic:pic xmlns:pic="http://schemas.openxmlformats.org/drawingml/2006/picture">
+                  <pic:nvPicPr>
+                    <pic:cNvPr id="1" name=""/>
+                    <pic:cNvPicPr/>
+                  </pic:nvPicPr>
+                  <pic:blipFill>
+                    <a:blip r:embed="rId17"/>
+                    <a:stretch>
+                      <a:fillRect/>
+                    </a:stretch>
+                  </pic:blipFill>
+                  <pic:spPr>
+                    <a:xfrm>
+                      <a:off x="0" y="0"/>
+                      <a:ext cx="5400040" cy="2954655"/>
+                    </a:xfrm>
+                    <a:prstGeom prst="rect">
+                      <a:avLst/>
+                    </a:prstGeom>
+                  </pic:spPr>
+                </pic:pic>
+              </a:graphicData>
+            </a:graphic>
+          </wp:inline>
+        </w:drawing>
+      </w:r>
+    </w:p>
+    <w:p>
+      <w:pPr>
+        <w:pStyle w:val="Prrafodelista"/>
+      </w:pPr>
+    </w:p>
+    <w:p>
+      <w:pPr>
+        <w:pStyle w:val="Prrafodelista"/>
+        <w:numPr>
+          <w:ilvl w:val="0"/>
+          <w:numId w:val="14"/>
+        </w:numPr>
+      </w:pPr>
+      <w:r>
+        <w:rPr>
+          <w:b/>
+          <w:bCs/>
+        </w:rPr>
+        <w:t xml:space="preserve">python2.7 vol.py -f ../memdump.mem --profile=VistaSP1x86 </w:t>
+      </w:r>
+      <w:r>
+        <w:rPr>
+          <w:b/>
+          <w:bCs/>
+        </w:rPr>
+        <w:t>pslist</w:t>
+      </w:r>
+      <w:r>
+        <w:rPr>
+          <w:b/>
+          <w:bCs/>
+        </w:rPr>
+        <w:t xml:space="preserve"> | grep -Ev "Crypto|distorm3|ImportError"</w:t>
+      </w:r>
+    </w:p>
+    <w:p>
+      <w:pPr>
+        <w:pStyle w:val="Prrafodelista"/>
+      </w:pPr>
+    </w:p>
+    <w:p>
+      <w:pPr>
+        <w:pStyle w:val="Prrafodelista"/>
+      </w:pPr>
+      <w:r>
+        <w:lastRenderedPageBreak/>
+        <w:drawing>
+          <wp:inline distT="0" distB="0" distL="0" distR="0" wp14:anchorId="56A7235E" wp14:editId="4B030B14">
+            <wp:extent cx="5400040" cy="2934970"/>
+            <wp:effectExtent l="0" t="0" r="0" b="0"/>
+            <wp:docPr id="22" name="Imagen 22"/>
+            <wp:cNvGraphicFramePr>
+              <a:graphicFrameLocks xmlns:a="http://schemas.openxmlformats.org/drawingml/2006/main" noChangeAspect="1"/>
+            </wp:cNvGraphicFramePr>
+            <a:graphic xmlns:a="http://schemas.openxmlformats.org/drawingml/2006/main">
+              <a:graphicData uri="http://schemas.openxmlformats.org/drawingml/2006/picture">
+                <pic:pic xmlns:pic="http://schemas.openxmlformats.org/drawingml/2006/picture">
+                  <pic:nvPicPr>
+                    <pic:cNvPr id="1" name=""/>
+                    <pic:cNvPicPr/>
+                  </pic:nvPicPr>
+                  <pic:blipFill>
+                    <a:blip r:embed="rId18"/>
+                    <a:stretch>
+                      <a:fillRect/>
+                    </a:stretch>
+                  </pic:blipFill>
+                  <pic:spPr>
+                    <a:xfrm>
+                      <a:off x="0" y="0"/>
+                      <a:ext cx="5400040" cy="2934970"/>
+                    </a:xfrm>
+                    <a:prstGeom prst="rect">
+                      <a:avLst/>
+                    </a:prstGeom>
+                  </pic:spPr>
+                </pic:pic>
+              </a:graphicData>
+            </a:graphic>
+          </wp:inline>
+        </w:drawing>
+      </w:r>
+    </w:p>
+    <w:p>
+      <w:pPr>
+        <w:pStyle w:val="Prrafodelista"/>
+      </w:pPr>
+    </w:p>
+    <w:p>
+      <w:pPr>
+        <w:pStyle w:val="Prrafodelista"/>
+        <w:numPr>
+          <w:ilvl w:val="0"/>
+          <w:numId w:val="14"/>
+        </w:numPr>
+      </w:pPr>
+      <w:r>
+        <w:rPr>
+          <w:b/>
+          <w:bCs/>
+        </w:rPr>
+        <w:t xml:space="preserve">python2.7 vol.py -f ../memdump.mem --profile=VistaSP1x86 </w:t>
+      </w:r>
+      <w:r>
+        <w:rPr>
+          <w:b/>
+          <w:bCs/>
+        </w:rPr>
+        <w:t>pstree</w:t>
+      </w:r>
+      <w:r>
+        <w:rPr>
+          <w:b/>
+          <w:bCs/>
+        </w:rPr>
+        <w:t xml:space="preserve"> | grep -Ev "Crypto|distorm3|ImportError" </w:t>
+      </w:r>
+    </w:p>
+    <w:p>
+      <w:pPr>
+        <w:pStyle w:val="Prrafodelista"/>
+      </w:pPr>
+    </w:p>
+    <w:p>
+      <w:pPr>
+        <w:pStyle w:val="Prrafodelista"/>
+      </w:pPr>
+      <w:r>
+        <w:rPr>
+          <w:b/>
+          <w:bCs/>
+        </w:rPr>
+        <w:drawing>
+          <wp:inline distT="0" distB="0" distL="0" distR="0" wp14:anchorId="2BB7002A" wp14:editId="68E2ADAD">
+            <wp:extent cx="5400040" cy="2914650"/>
+            <wp:effectExtent l="0" t="0" r="0" b="0"/>
+            <wp:docPr id="21" name="Imagen 21"/>
+            <wp:cNvGraphicFramePr>
+              <a:graphicFrameLocks xmlns:a="http://schemas.openxmlformats.org/drawingml/2006/main" noChangeAspect="1"/>
+            </wp:cNvGraphicFramePr>
+            <a:graphic xmlns:a="http://schemas.openxmlformats.org/drawingml/2006/main">
+              <a:graphicData uri="http://schemas.openxmlformats.org/drawingml/2006/picture">
+                <pic:pic xmlns:pic="http://schemas.openxmlformats.org/drawingml/2006/picture">
+                  <pic:nvPicPr>
+                    <pic:cNvPr id="1" name=""/>
+                    <pic:cNvPicPr/>
+                  </pic:nvPicPr>
+                  <pic:blipFill>
+                    <a:blip r:embed="rId19"/>
+                    <a:stretch>
+                      <a:fillRect/>
+                    </a:stretch>
+                  </pic:blipFill>
+                  <pic:spPr>
+                    <a:xfrm>
+                      <a:off x="0" y="0"/>
+                      <a:ext cx="5400040" cy="2914650"/>
+                    </a:xfrm>
+                    <a:prstGeom prst="rect">
+                      <a:avLst/>
+                    </a:prstGeom>
+                  </pic:spPr>
+                </pic:pic>
+              </a:graphicData>
+            </a:graphic>
+          </wp:inline>
+        </w:drawing>
+      </w:r>
+    </w:p>
+    <w:p/>
+    <w:p>
+      <w:pPr>
+        <w:pStyle w:val="Prrafodelista"/>
+        <w:numPr>
+          <w:ilvl w:val="0"/>
+          <w:numId w:val="14"/>
+        </w:numPr>
+      </w:pPr>
+      <w:r>
+        <w:rPr>
+          <w:b/>
+          <w:bCs/>
+        </w:rPr>
+        <w:t xml:space="preserve">python2.7 vol.py -f ../memdump.mem --profile=VistaSP1x86 </w:t>
+      </w:r>
+      <w:r>
+        <w:rPr>
+          <w:b/>
+          <w:bCs/>
+        </w:rPr>
+        <w:t>psxview</w:t>
+      </w:r>
+      <w:r>
+        <w:rPr>
+          <w:b/>
+          <w:bCs/>
+        </w:rPr>
+        <w:t xml:space="preserve"> | grep -Ev "Crypto|distorm3|ImportError" </w:t>
+      </w:r>
+    </w:p>
+    <w:p>
+      <w:r>
+        <w:lastRenderedPageBreak/>
+        <w:drawing>
+          <wp:inline distT="0" distB="0" distL="0" distR="0" wp14:anchorId="6131574C" wp14:editId="7D188695">
+            <wp:extent cx="5400040" cy="2923540"/>
+            <wp:effectExtent l="0" t="0" r="0" b="0"/>
+            <wp:docPr id="23" name="Imagen 23"/>
+            <wp:cNvGraphicFramePr>
+              <a:graphicFrameLocks xmlns:a="http://schemas.openxmlformats.org/drawingml/2006/main" noChangeAspect="1"/>
+            </wp:cNvGraphicFramePr>
+            <a:graphic xmlns:a="http://schemas.openxmlformats.org/drawingml/2006/main">
+              <a:graphicData uri="http://schemas.openxmlformats.org/drawingml/2006/picture">
+                <pic:pic xmlns:pic="http://schemas.openxmlformats.org/drawingml/2006/picture">
+                  <pic:nvPicPr>
+                    <pic:cNvPr id="1" name=""/>
+                    <pic:cNvPicPr/>
+                  </pic:nvPicPr>
+                  <pic:blipFill>
+                    <a:blip r:embed="rId20"/>
+                    <a:stretch>
+                      <a:fillRect/>
+                    </a:stretch>
+                  </pic:blipFill>
+                  <pic:spPr>
+                    <a:xfrm>
+                      <a:off x="0" y="0"/>
+                      <a:ext cx="5400040" cy="2923540"/>
+                    </a:xfrm>
+                    <a:prstGeom prst="rect">
+                      <a:avLst/>
+                    </a:prstGeom>
+                  </pic:spPr>
+                </pic:pic>
+              </a:graphicData>
+            </a:graphic>
+          </wp:inline>
+        </w:drawing>
+      </w:r>
+    </w:p>
+    <w:p/>
+    <w:p>
+      <w:pPr>
+        <w:pStyle w:val="Prrafodelista"/>
+        <w:numPr>
+          <w:ilvl w:val="0"/>
+          <w:numId w:val="14"/>
+        </w:numPr>
+      </w:pPr>
+      <w:r>
+        <w:rPr>
+          <w:b/>
+          <w:bCs/>
+        </w:rPr>
+        <w:t xml:space="preserve">python2.7 vol.py -f ../memdump.mem --profile=VistaSP1x86 </w:t>
+      </w:r>
+      <w:r>
+        <w:rPr>
+          <w:b/>
+          <w:bCs/>
+        </w:rPr>
+        <w:t>connscan</w:t>
+      </w:r>
+      <w:r>
+        <w:rPr>
+          <w:b/>
+          <w:bCs/>
+        </w:rPr>
+        <w:t xml:space="preserve"> | grep -Ev "Crypto|distorm3|ImportError"</w:t>
+      </w:r>
+    </w:p>
+    <w:p>
+      <w:r>
+        <w:drawing>
+          <wp:inline distT="0" distB="0" distL="0" distR="0" wp14:anchorId="59FAEDEE" wp14:editId="7E21DE99">
+            <wp:extent cx="5400040" cy="2942590"/>
+            <wp:effectExtent l="0" t="0" r="0" b="0"/>
+            <wp:docPr id="24" name="Imagen 24"/>
+            <wp:cNvGraphicFramePr>
+              <a:graphicFrameLocks xmlns:a="http://schemas.openxmlformats.org/drawingml/2006/main" noChangeAspect="1"/>
+            </wp:cNvGraphicFramePr>
+            <a:graphic xmlns:a="http://schemas.openxmlformats.org/drawingml/2006/main">
+              <a:graphicData uri="http://schemas.openxmlformats.org/drawingml/2006/picture">
+                <pic:pic xmlns:pic="http://schemas.openxmlformats.org/drawingml/2006/picture">
+                  <pic:nvPicPr>
+                    <pic:cNvPr id="1" name=""/>
+                    <pic:cNvPicPr/>
+                  </pic:nvPicPr>
+                  <pic:blipFill>
+                    <a:blip r:embed="rId21"/>
+                    <a:stretch>
+                      <a:fillRect/>
+                    </a:stretch>
+                  </pic:blipFill>
+                  <pic:spPr>
+                    <a:xfrm>
+                      <a:off x="0" y="0"/>
+                      <a:ext cx="5400040" cy="2942590"/>
+                    </a:xfrm>
+                    <a:prstGeom prst="rect">
+                      <a:avLst/>
+                    </a:prstGeom>
+                  </pic:spPr>
+                </pic:pic>
+              </a:graphicData>
+            </a:graphic>
+          </wp:inline>
+        </w:drawing>
+      </w:r>
+    </w:p>
+    <w:p/>
+    <w:p>
+      <w:pPr>
+        <w:pStyle w:val="Prrafodelista"/>
+        <w:numPr>
+          <w:ilvl w:val="0"/>
+          <w:numId w:val="14"/>
+        </w:numPr>
+      </w:pPr>
+      <w:r>
+        <w:rPr>
+          <w:b/>
+          <w:bCs/>
+        </w:rPr>
+        <w:t xml:space="preserve">python2.7 vol.py -f ../memdump.mem --profile=VistaSP1x86 </w:t>
+      </w:r>
+      <w:r>
+        <w:rPr>
+          <w:b/>
+          <w:bCs/>
+        </w:rPr>
+        <w:t>sockets</w:t>
+      </w:r>
+      <w:r>
+        <w:rPr>
+          <w:b/>
+          <w:bCs/>
+        </w:rPr>
+        <w:t xml:space="preserve"> | grep -Ev "Crypto|distorm3|ImportError"</w:t>
+      </w:r>
+    </w:p>
+    <w:p>
+      <w:r>
+        <w:lastRenderedPageBreak/>
+        <w:drawing>
+          <wp:inline distT="0" distB="0" distL="0" distR="0" wp14:anchorId="47E34E03" wp14:editId="447CB2D7">
+            <wp:extent cx="5400040" cy="2917190"/>
+            <wp:effectExtent l="0" t="0" r="0" b="0"/>
+            <wp:docPr id="25" name="Imagen 25"/>
+            <wp:cNvGraphicFramePr>
+              <a:graphicFrameLocks xmlns:a="http://schemas.openxmlformats.org/drawingml/2006/main" noChangeAspect="1"/>
+            </wp:cNvGraphicFramePr>
+            <a:graphic xmlns:a="http://schemas.openxmlformats.org/drawingml/2006/main">
+              <a:graphicData uri="http://schemas.openxmlformats.org/drawingml/2006/picture">
+                <pic:pic xmlns:pic="http://schemas.openxmlformats.org/drawingml/2006/picture">
+                  <pic:nvPicPr>
+                    <pic:cNvPr id="1" name=""/>
+                    <pic:cNvPicPr/>
+                  </pic:nvPicPr>
+                  <pic:blipFill>
+                    <a:blip r:embed="rId22"/>
+                    <a:stretch>
+                      <a:fillRect/>
+                    </a:stretch>
+                  </pic:blipFill>
+                  <pic:spPr>
+                    <a:xfrm>
+                      <a:off x="0" y="0"/>
+                      <a:ext cx="5400040" cy="2917190"/>
+                    </a:xfrm>
+                    <a:prstGeom prst="rect">
+                      <a:avLst/>
+                    </a:prstGeom>
+                  </pic:spPr>
+                </pic:pic>
+              </a:graphicData>
+            </a:graphic>
+          </wp:inline>
+        </w:drawing>
+      </w:r>
+    </w:p>
+    <w:p>
+      <w:pPr>
+        <w:pStyle w:val="Prrafodelista"/>
+        <w:numPr>
+          <w:ilvl w:val="0"/>
+          <w:numId w:val="14"/>
+        </w:numPr>
+      </w:pPr>
+      <w:r>
+        <w:rPr>
+          <w:b/>
+          <w:bCs/>
+        </w:rPr>
+        <w:t xml:space="preserve">python2.7 vol.py -f ../memdump.mem --profile=VistaSP1x86 </w:t>
+      </w:r>
+      <w:r>
+        <w:rPr>
+          <w:b/>
+          <w:bCs/>
+        </w:rPr>
+        <w:t>cmdscan</w:t>
+      </w:r>
+      <w:r>
+        <w:rPr>
+          <w:b/>
+          <w:bCs/>
+        </w:rPr>
+        <w:t xml:space="preserve"> | grep -Ev "Crypto|distorm3|ImportError"</w:t>
+      </w:r>
+    </w:p>
+    <w:p>
+      <w:r>
+        <w:drawing>
+          <wp:inline distT="0" distB="0" distL="0" distR="0" wp14:anchorId="4BC3A807" wp14:editId="00663789">
+            <wp:extent cx="5400040" cy="2913380"/>
+            <wp:effectExtent l="0" t="0" r="0" b="1270"/>
+            <wp:docPr id="26" name="Imagen 26"/>
+            <wp:cNvGraphicFramePr>
+              <a:graphicFrameLocks xmlns:a="http://schemas.openxmlformats.org/drawingml/2006/main" noChangeAspect="1"/>
+            </wp:cNvGraphicFramePr>
+            <a:graphic xmlns:a="http://schemas.openxmlformats.org/drawingml/2006/main">
+              <a:graphicData uri="http://schemas.openxmlformats.org/drawingml/2006/picture">
+                <pic:pic xmlns:pic="http://schemas.openxmlformats.org/drawingml/2006/picture">
+                  <pic:nvPicPr>
+                    <pic:cNvPr id="1" name=""/>
+                    <pic:cNvPicPr/>
+                  </pic:nvPicPr>
+                  <pic:blipFill>
+                    <a:blip r:embed="rId23"/>
+                    <a:stretch>
+                      <a:fillRect/>
+                    </a:stretch>
+                  </pic:blipFill>
+                  <pic:spPr>
+                    <a:xfrm>
+                      <a:off x="0" y="0"/>
+                      <a:ext cx="5400040" cy="2913380"/>
+                    </a:xfrm>
+                    <a:prstGeom prst="rect">
+                      <a:avLst/>
+                    </a:prstGeom>
+                  </pic:spPr>
+                </pic:pic>
+              </a:graphicData>
+            </a:graphic>
+          </wp:inline>
+        </w:drawing>
+      </w:r>
+    </w:p>
+    <w:p/>
+    <w:p>
+      <w:pPr>
+        <w:pStyle w:val="Prrafodelista"/>
+        <w:numPr>
+          <w:ilvl w:val="0"/>
+          <w:numId w:val="14"/>
+        </w:numPr>
+      </w:pPr>
+      <w:r>
+        <w:rPr>
+          <w:b/>
+          <w:bCs/>
+        </w:rPr>
+        <w:t xml:space="preserve">python2.7 vol.py -f ../memdump.mem --profile=VistaSP1x86 </w:t>
+      </w:r>
+      <w:r>
+        <w:rPr>
+          <w:b/>
+          <w:bCs/>
+        </w:rPr>
+        <w:t>consoles</w:t>
+      </w:r>
+      <w:r>
+        <w:rPr>
+          <w:b/>
+          <w:bCs/>
+        </w:rPr>
+        <w:t xml:space="preserve"> | grep -Ev "Crypto|distorm3|ImportError"</w:t>
+      </w:r>
+    </w:p>
+    <w:p>
+      <w:r>
+        <w:lastRenderedPageBreak/>
+        <w:drawing>
+          <wp:inline distT="0" distB="0" distL="0" distR="0" wp14:anchorId="07538C3A" wp14:editId="423AF84B">
+            <wp:extent cx="5400040" cy="2902585"/>
+            <wp:effectExtent l="0" t="0" r="0" b="0"/>
+            <wp:docPr id="27" name="Imagen 27"/>
+            <wp:cNvGraphicFramePr>
+              <a:graphicFrameLocks xmlns:a="http://schemas.openxmlformats.org/drawingml/2006/main" noChangeAspect="1"/>
+            </wp:cNvGraphicFramePr>
+            <a:graphic xmlns:a="http://schemas.openxmlformats.org/drawingml/2006/main">
+              <a:graphicData uri="http://schemas.openxmlformats.org/drawingml/2006/picture">
+                <pic:pic xmlns:pic="http://schemas.openxmlformats.org/drawingml/2006/picture">
+                  <pic:nvPicPr>
+                    <pic:cNvPr id="1" name=""/>
+                    <pic:cNvPicPr/>
+                  </pic:nvPicPr>
+                  <pic:blipFill>
+                    <a:blip r:embed="rId24"/>
+                    <a:stretch>
+                      <a:fillRect/>
+                    </a:stretch>
+                  </pic:blipFill>
+                  <pic:spPr>
+                    <a:xfrm>
+                      <a:off x="0" y="0"/>
+                      <a:ext cx="5400040" cy="2902585"/>
+                    </a:xfrm>
+                    <a:prstGeom prst="rect">
+                      <a:avLst/>
+                    </a:prstGeom>
+                  </pic:spPr>
+                </pic:pic>
+              </a:graphicData>
+            </a:graphic>
+          </wp:inline>
+        </w:drawing>
+      </w:r>
+    </w:p>
+    <w:p>
+      <w:pPr>
+        <w:pStyle w:val="Prrafodelista"/>
+      </w:pPr>
+    </w:p>
+    <w:p>
+      <w:pPr>
+        <w:pStyle w:val="Prrafodelista"/>
+        <w:numPr>
+          <w:ilvl w:val="0"/>
+          <w:numId w:val="14"/>
+        </w:numPr>
+      </w:pPr>
+      <w:r>
+        <w:rPr>
+          <w:b/>
+          <w:bCs/>
+        </w:rPr>
+        <w:t xml:space="preserve">python2.7 vol.py -f ../memdump.mem --profile=VistaSP1x86 </w:t>
+      </w:r>
+      <w:r>
+        <w:rPr>
+          <w:b/>
+          <w:bCs/>
+        </w:rPr>
+        <w:t>cmdline</w:t>
+      </w:r>
+      <w:r>
+        <w:rPr>
+          <w:b/>
+          <w:bCs/>
+        </w:rPr>
+        <w:t xml:space="preserve"> | grep -Ev "Crypto|distorm3|ImportError"</w:t>
+      </w:r>
+    </w:p>
+    <w:p>
+      <w:r>
+        <w:drawing>
+          <wp:inline distT="0" distB="0" distL="0" distR="0" wp14:anchorId="163FAB5A" wp14:editId="7744423D">
+            <wp:extent cx="5400040" cy="2944495"/>
+            <wp:effectExtent l="0" t="0" r="0" b="8255"/>
+            <wp:docPr id="28" name="Imagen 28"/>
+            <wp:cNvGraphicFramePr>
+              <a:graphicFrameLocks xmlns:a="http://schemas.openxmlformats.org/drawingml/2006/main" noChangeAspect="1"/>
+            </wp:cNvGraphicFramePr>
+            <a:graphic xmlns:a="http://schemas.openxmlformats.org/drawingml/2006/main">
+              <a:graphicData uri="http://schemas.openxmlformats.org/drawingml/2006/picture">
+                <pic:pic xmlns:pic="http://schemas.openxmlformats.org/drawingml/2006/picture">
+                  <pic:nvPicPr>
+                    <pic:cNvPr id="1" name=""/>
+                    <pic:cNvPicPr/>
+                  </pic:nvPicPr>
+                  <pic:blipFill>
+                    <a:blip r:embed="rId25"/>
+                    <a:stretch>
+                      <a:fillRect/>
+                    </a:stretch>
+                  </pic:blipFill>
+                  <pic:spPr>
+                    <a:xfrm>
+                      <a:off x="0" y="0"/>
+                      <a:ext cx="5400040" cy="2944495"/>
+                    </a:xfrm>
+                    <a:prstGeom prst="rect">
+                      <a:avLst/>
+                    </a:prstGeom>
+                  </pic:spPr>
+                </pic:pic>
+              </a:graphicData>
+            </a:graphic>
+          </wp:inline>
+        </w:drawing>
+      </w:r>
+    </w:p>
+    <w:p/>
+    <w:p>
+      <w:pPr>
+        <w:pStyle w:val="Prrafodelista"/>
+        <w:numPr>
+          <w:ilvl w:val="0"/>
+          <w:numId w:val="14"/>
+        </w:numPr>
+      </w:pPr>
+      <w:r>
+        <w:rPr>
+          <w:b/>
+          <w:bCs/>
+        </w:rPr>
+        <w:t>python2.7 vol.py -f ../memdump.mem --profile=VistaSP1x86 memdump -p 2120 --dump-dir ./ | grep -Ev "Crypto|distorm3|ImportError"</w:t>
+      </w:r>
+    </w:p>
+    <w:p>
+      <w:pPr>
+        <w:pStyle w:val="Prrafodelista"/>
+      </w:pPr>
+      <w:r>
+        <w:lastRenderedPageBreak/>
+        <w:drawing>
+          <wp:inline distT="0" distB="0" distL="0" distR="0" wp14:anchorId="254E0BA3" wp14:editId="395DA7C1">
+            <wp:extent cx="5400040" cy="2935605"/>
+            <wp:effectExtent l="0" t="0" r="0" b="0"/>
+            <wp:docPr id="29" name="Imagen 29"/>
+            <wp:cNvGraphicFramePr>
+              <a:graphicFrameLocks xmlns:a="http://schemas.openxmlformats.org/drawingml/2006/main" noChangeAspect="1"/>
+            </wp:cNvGraphicFramePr>
+            <a:graphic xmlns:a="http://schemas.openxmlformats.org/drawingml/2006/main">
+              <a:graphicData uri="http://schemas.openxmlformats.org/drawingml/2006/picture">
+                <pic:pic xmlns:pic="http://schemas.openxmlformats.org/drawingml/2006/picture">
+                  <pic:nvPicPr>
+                    <pic:cNvPr id="1" name=""/>
+                    <pic:cNvPicPr/>
+                  </pic:nvPicPr>
+                  <pic:blipFill>
+                    <a:blip r:embed="rId26"/>
+                    <a:stretch>
+                      <a:fillRect/>
+                    </a:stretch>
+                  </pic:blipFill>
+                  <pic:spPr>
+                    <a:xfrm>
+                      <a:off x="0" y="0"/>
+                      <a:ext cx="5400040" cy="2935605"/>
+                    </a:xfrm>
+                    <a:prstGeom prst="rect">
+                      <a:avLst/>
+                    </a:prstGeom>
+                  </pic:spPr>
+                </pic:pic>
+              </a:graphicData>
+            </a:graphic>
+          </wp:inline>
+        </w:drawing>
+      </w:r>
+    </w:p>
+    <w:p>
+      <w:pPr>
+        <w:pStyle w:val="Prrafodelista"/>
+      </w:pPr>
+    </w:p>
     <w:p>
       <w:pPr>
         <w:pStyle w:val="Ttulo2"/>
@@ -1301,7 +2181,7 @@
       <w:r>
         <w:t>Floss: </w:t>
       </w:r>
-      <w:hyperlink r:id="rId16" w:tgtFrame="_blank" w:tooltip="Acceder al repositorio github sobre floss (Se abre en una nueva ventana)." w:history="1">
+      <w:hyperlink r:id="rId27" w:tgtFrame="_blank" w:tooltip="Acceder al repositorio github sobre floss (Se abre en una nueva ventana)." w:history="1">
         <w:r>
           <w:rPr>
             <w:rStyle w:val="Hipervnculo"/>
@@ -1309,7 +2189,25 @@
             <w:color w:val="0087FF"/>
             <w:bdr w:val="none" w:sz="0" w:space="0" w:color="auto" w:frame="1"/>
           </w:rPr>
-          <w:t>https://github.c</w:t>
+          <w:t>https://github.com/mandiant/</w:t>
+        </w:r>
+        <w:r>
+          <w:rPr>
+            <w:rStyle w:val="Hipervnculo"/>
+            <w:rFonts w:ascii="Helvetica" w:hAnsi="Helvetica"/>
+            <w:color w:val="0087FF"/>
+            <w:bdr w:val="none" w:sz="0" w:space="0" w:color="auto" w:frame="1"/>
+          </w:rPr>
+          <w:t>f</w:t>
+        </w:r>
+        <w:r>
+          <w:rPr>
+            <w:rStyle w:val="Hipervnculo"/>
+            <w:rFonts w:ascii="Helvetica" w:hAnsi="Helvetica"/>
+            <w:color w:val="0087FF"/>
+            <w:bdr w:val="none" w:sz="0" w:space="0" w:color="auto" w:frame="1"/>
+          </w:rPr>
+          <w:t>lare-fl</w:t>
         </w:r>
         <w:r>
           <w:rPr>
@@ -1327,7 +2225,7 @@
             <w:color w:val="0087FF"/>
             <w:bdr w:val="none" w:sz="0" w:space="0" w:color="auto" w:frame="1"/>
           </w:rPr>
-          <w:t>m/mandiant/flare-floss</w:t>
+          <w:t>ss</w:t>
         </w:r>
         <w:r>
           <w:rPr>
@@ -1343,7 +2241,7 @@
                   <wp:extent cx="152400" cy="133350"/>
                   <wp:effectExtent l="0" t="0" r="0" b="0"/>
                   <wp:docPr id="4" name="Rectángulo 4" descr="Nueva ventana">
-                    <a:hlinkClick xmlns:a="http://schemas.openxmlformats.org/drawingml/2006/main" r:id="rId16" tgtFrame="&quot;_blank&quot;" tooltip="&quot;Acceder al repositorio github sobre floss (Se abre en una nueva ventana).&quot;"/>
+                    <a:hlinkClick xmlns:a="http://schemas.openxmlformats.org/drawingml/2006/main" r:id="rId27" tgtFrame="&quot;_blank&quot;" tooltip="&quot;Acceder al repositorio github sobre floss (Se abre en una nueva ventana).&quot;"/>
                   </wp:docPr>
                   <wp:cNvGraphicFramePr>
                     <a:graphicFrameLocks xmlns:a="http://schemas.openxmlformats.org/drawingml/2006/main" noChangeAspect="1"/>
@@ -1408,6 +2306,121 @@
         </w:r>
       </w:hyperlink>
     </w:p>
+    <w:p/>
+    <w:p>
+      <w:pPr>
+        <w:pStyle w:val="Prrafodelista"/>
+        <w:numPr>
+          <w:ilvl w:val="0"/>
+          <w:numId w:val="14"/>
+        </w:numPr>
+        <w:rPr>
+          <w:b/>
+          <w:bCs/>
+        </w:rPr>
+      </w:pPr>
+      <w:r>
+        <w:rPr>
+          <w:b/>
+          <w:bCs/>
+        </w:rPr>
+        <w:t xml:space="preserve">./floss volatility-master/2120.dmp </w:t>
+      </w:r>
+      <w:r>
+        <w:rPr>
+          <w:b/>
+          <w:bCs/>
+        </w:rPr>
+        <w:br/>
+      </w:r>
+    </w:p>
+    <w:p>
+      <w:pPr>
+        <w:pStyle w:val="Prrafodelista"/>
+      </w:pPr>
+      <w:r>
+        <w:t xml:space="preserve">El proceso de </w:t>
+      </w:r>
+      <w:r>
+        <w:t>FTK Imager.exe pid:   2120</w:t>
+      </w:r>
+    </w:p>
+    <w:p>
+      <w:pPr>
+        <w:pStyle w:val="Prrafodelista"/>
+      </w:pPr>
+      <w:r>
+        <w:t xml:space="preserve">Command line : </w:t>
+      </w:r>
+      <w:hyperlink r:id="rId28" w:history="1">
+        <w:r>
+          <w:rPr>
+            <w:rStyle w:val="Hipervnculo"/>
+          </w:rPr>
+          <w:t>\\Vboxsvr\101\FTK-Imager\FTK Imager.exe</w:t>
+        </w:r>
+      </w:hyperlink>
+      <w:r>
+        <w:t xml:space="preserve"> se me hacía raro, lo exporto a un archivo lo reviso.</w:t>
+      </w:r>
+    </w:p>
+    <w:p>
+      <w:pPr>
+        <w:rPr>
+          <w:b/>
+          <w:bCs/>
+        </w:rPr>
+      </w:pPr>
+      <w:r>
+        <w:rPr>
+          <w:b/>
+          <w:bCs/>
+        </w:rPr>
+        <w:drawing>
+          <wp:inline distT="0" distB="0" distL="0" distR="0" wp14:anchorId="3304EA0D" wp14:editId="7BBFD224">
+            <wp:extent cx="5400040" cy="2915920"/>
+            <wp:effectExtent l="0" t="0" r="0" b="0"/>
+            <wp:docPr id="31" name="Imagen 31"/>
+            <wp:cNvGraphicFramePr>
+              <a:graphicFrameLocks xmlns:a="http://schemas.openxmlformats.org/drawingml/2006/main" noChangeAspect="1"/>
+            </wp:cNvGraphicFramePr>
+            <a:graphic xmlns:a="http://schemas.openxmlformats.org/drawingml/2006/main">
+              <a:graphicData uri="http://schemas.openxmlformats.org/drawingml/2006/picture">
+                <pic:pic xmlns:pic="http://schemas.openxmlformats.org/drawingml/2006/picture">
+                  <pic:nvPicPr>
+                    <pic:cNvPr id="1" name=""/>
+                    <pic:cNvPicPr/>
+                  </pic:nvPicPr>
+                  <pic:blipFill>
+                    <a:blip r:embed="rId29"/>
+                    <a:stretch>
+                      <a:fillRect/>
+                    </a:stretch>
+                  </pic:blipFill>
+                  <pic:spPr>
+                    <a:xfrm>
+                      <a:off x="0" y="0"/>
+                      <a:ext cx="5400040" cy="2915920"/>
+                    </a:xfrm>
+                    <a:prstGeom prst="rect">
+                      <a:avLst/>
+                    </a:prstGeom>
+                  </pic:spPr>
+                </pic:pic>
+              </a:graphicData>
+            </a:graphic>
+          </wp:inline>
+        </w:drawing>
+      </w:r>
+    </w:p>
+    <w:p>
+      <w:pPr>
+        <w:rPr>
+          <w:b/>
+          <w:bCs/>
+        </w:rPr>
+      </w:pPr>
+    </w:p>
     <w:p>
       <w:pPr>
         <w:pStyle w:val="Ttulo1"/>
@@ -1416,6 +2429,7 @@
         <w:rPr>
           <w:rStyle w:val="Textoennegrita"/>
         </w:rPr>
+        <w:lastRenderedPageBreak/>
         <w:t>Apartado 2: Contestando a las preguntas</w:t>
       </w:r>
     </w:p>
@@ -1461,10 +2475,11 @@
           <w:b/>
           <w:bCs/>
         </w:rPr>
-        <w:lastRenderedPageBreak/>
         <w:t>¿Qué tipo de comandos ha ejecutado el cibercriminal? ¿Qué sugiere?</w:t>
       </w:r>
     </w:p>
+    <w:p/>
+    <w:p/>
     <w:p>
       <w:pPr>
         <w:pStyle w:val="Ttulo2"/>
@@ -1553,7 +2568,7 @@
       </w:pPr>
     </w:p>
     <w:sectPr>
-      <w:footerReference w:type="default" r:id="rId17"/>
+      <w:footerReference w:type="default" r:id="rId30"/>
       <w:pgSz w:w="11906" w:h="16838"/>
       <w:pgMar w:top="1417" w:right="1701" w:bottom="1417" w:left="1701" w:header="708" w:footer="708" w:gutter="0"/>
       <w:cols w:space="708"/>
@@ -3080,7 +4095,7 @@
   <w:abstractNum w:abstractNumId="10" w15:restartNumberingAfterBreak="0">
     <w:nsid w:val="4C494587"/>
     <w:multiLevelType w:val="hybridMultilevel"/>
-    <w:tmpl w:val="034E4650"/>
+    <w:tmpl w:val="93BAAD98"/>
     <w:lvl w:ilvl="0" w:tplc="0C0A0001">
       <w:start w:val="1"/>
       <w:numFmt w:val="bullet"/>
@@ -4475,6 +5490,32 @@
       <w:u w:val="single"/>
     </w:rPr>
   </w:style>
+  <w:style w:type="paragraph" w:styleId="Encabezado">
+    <w:name w:val="header"/>
+    <w:basedOn w:val="Normal"/>
+    <w:link w:val="EncabezadoCar"/>
+    <w:uiPriority w:val="99"/>
+    <w:unhideWhenUsed/>
+    <w:rsid w:val="0030277A"/>
+    <w:pPr>
+      <w:tabs>
+        <w:tab w:val="center" w:pos="4252"/>
+        <w:tab w:val="right" w:pos="8504"/>
+      </w:tabs>
+      <w:spacing w:after="0" w:line="240" w:lineRule="auto"/>
+    </w:pPr>
+  </w:style>
+  <w:style w:type="character" w:customStyle="1" w:styleId="EncabezadoCar">
+    <w:name w:val="Encabezado Car"/>
+    <w:basedOn w:val="Fuentedeprrafopredeter"/>
+    <w:link w:val="Encabezado"/>
+    <w:uiPriority w:val="99"/>
+    <w:rsid w:val="0030277A"/>
+    <w:rPr>
+      <w:rFonts w:ascii="Arial" w:hAnsi="Arial"/>
+      <w:sz w:val="24"/>
+    </w:rPr>
+  </w:style>
 </w:styles>
 </file>
 
